--- a/PRDs/MN/MN-CLOSE.docx
+++ b/PRDs/MN/MN-CLOSE.docx
@@ -264,7 +264,7 @@
                 <w:sz w:val="20"/>
                 <w:szCs w:val="20"/>
               </w:rPr>
-              <w:t xml:space="preserve">1.0</w:t>
+              <w:t xml:space="preserve">1.1</w:t>
             </w:r>
           </w:p>
         </w:tc>
@@ -394,7 +394,7 @@
                 <w:sz w:val="20"/>
                 <w:szCs w:val="20"/>
               </w:rPr>
-              <w:t xml:space="preserve">04-01-26 00:30</w:t>
+              <w:t xml:space="preserve">04-01-26 05:00</w:t>
             </w:r>
           </w:p>
         </w:tc>
@@ -584,7 +584,7 @@
           <w:sz w:val="22"/>
           <w:szCs w:val="22"/>
         </w:rPr>
-        <w:t xml:space="preserve">The process is complete when the Engagement status has transitioned to Completed, the Close Reason has been recorded, engagement outcome data has been reviewed (and optionally completed), a Closed Engagement Survey has been sent to the primary client contact, and the mentor has sent a thank-you communication to the client.</w:t>
+        <w:t xml:space="preserve">The process is complete when the Engagement status has transitioned to Completed, the Close Reason has been recorded, engagement outcome data has been reviewed (and optionally completed), a Closed Engagement Survey has been sent to the Primary Engagement Contact, and the mentor has sent a thank-you communication to the client.</w:t>
       </w:r>
     </w:p>
     <w:p>
@@ -986,7 +986,7 @@
           <w:sz w:val="22"/>
           <w:szCs w:val="22"/>
         </w:rPr>
-        <w:t xml:space="preserve">The system automatically sends a Closed Engagement Survey to the primary client contact to capture feedback on the completed engagement experience.</w:t>
+        <w:t xml:space="preserve">The system automatically sends a Closed Engagement Survey to the Primary Engagement Contact to capture feedback on the completed engagement experience.</w:t>
       </w:r>
     </w:p>
     <w:p>
@@ -1008,7 +1008,7 @@
           <w:sz w:val="22"/>
           <w:szCs w:val="22"/>
         </w:rPr>
-        <w:t xml:space="preserve">The system generates a thank-you email from a configurable template. The mentor adds personal comments, selects the recipients at their discretion, reviews the email, and sends it.</w:t>
+        <w:t xml:space="preserve">The system generates a thank-you email from a configurable template, defaulting the TO recipient to the Primary Engagement Contact with other Engagement Contacts (if any) as CC. The mentor adds personal comments, may modify recipients at their discretion, reviews the email, and sends it.</w:t>
       </w:r>
     </w:p>
     <w:p>
@@ -1724,7 +1724,7 @@
                 <w:sz w:val="20"/>
                 <w:szCs w:val="20"/>
               </w:rPr>
-              <w:t xml:space="preserve">The system must automatically send a Closed Engagement Survey to the primary client contact when the Engagement status transitions to Completed.</w:t>
+              <w:t xml:space="preserve">The system must automatically send a Closed Engagement Survey to the Primary Engagement Contact when the Engagement status transitions to Completed.</w:t>
             </w:r>
           </w:p>
         </w:tc>
@@ -1790,7 +1790,7 @@
                 <w:sz w:val="20"/>
                 <w:szCs w:val="20"/>
               </w:rPr>
-              <w:t xml:space="preserve">The system must provide a configurable email template for the engagement closure thank-you communication. The mentor adds personal comments, selects the recipients, and sends the email manually.</w:t>
+              <w:t xml:space="preserve">The system must provide a configurable email template for the engagement closure thank-you communication. The default TO recipient is the Primary Engagement Contact, with other Engagement Contacts (if any) as CC. The mentor adds personal comments, may modify recipients at their discretion, and sends the email manually.</w:t>
             </w:r>
           </w:p>
         </w:tc>
@@ -2971,7 +2971,7 @@
                 <w:sz w:val="20"/>
                 <w:szCs w:val="20"/>
               </w:rPr>
-              <w:t xml:space="preserve">Yes</w:t>
+              <w:t xml:space="preserve">No</w:t>
             </w:r>
           </w:p>
         </w:tc>
@@ -3104,7 +3104,231 @@
                 <w:sz w:val="20"/>
                 <w:szCs w:val="20"/>
               </w:rPr>
-              <w:t xml:space="preserve">The client contacts participating in this engagement. The mentor may select from these contacts as recipients for the thank-you email. Defined in MN-INTAKE and MN-ENGAGE.</w:t>
+              <w:t xml:space="preserve">Additional client contacts participating in this engagement beyond the Primary Engagement Contact. The mentor may select from these contacts as additional recipients for the thank-you email. Optional — many engagements will have only the Primary Engagement Contact. Defined in MN-INTAKE and MN-ENGAGE.</w:t>
+            </w:r>
+          </w:p>
+        </w:tc>
+      </w:tr>
+      <w:tr>
+        <w:tc>
+          <w:tcPr>
+            <w:tcW w:type="dxa" w:w="2200"/>
+            <w:tcBorders>
+              <w:top w:val="single" w:color="AAAAAA" w:sz="1"/>
+              <w:left w:val="single" w:color="AAAAAA" w:sz="1"/>
+              <w:bottom w:val="single" w:color="AAAAAA" w:sz="1"/>
+              <w:right w:val="single" w:color="AAAAAA" w:sz="1"/>
+            </w:tcBorders>
+            <w:tcMar>
+              <w:top w:type="dxa" w:w="60"/>
+              <w:left w:type="dxa" w:w="100"/>
+              <w:bottom w:type="dxa" w:w="60"/>
+              <w:right w:type="dxa" w:w="100"/>
+            </w:tcMar>
+          </w:tcPr>
+          <w:p>
+            <w:r>
+              <w:rPr>
+                <w:rFonts w:ascii="Arial" w:cs="Arial" w:eastAsia="Arial" w:hAnsi="Arial"/>
+                <w:b/>
+                <w:bCs/>
+                <w:i w:val="false"/>
+                <w:iCs w:val="false"/>
+                <w:sz w:val="20"/>
+                <w:szCs w:val="20"/>
+              </w:rPr>
+              <w:t xml:space="preserve">Primary Engagement Contact</w:t>
+            </w:r>
+          </w:p>
+        </w:tc>
+        <w:tc>
+          <w:tcPr>
+            <w:tcW w:type="dxa" w:w="1100"/>
+            <w:tcBorders>
+              <w:top w:val="single" w:color="AAAAAA" w:sz="1"/>
+              <w:left w:val="single" w:color="AAAAAA" w:sz="1"/>
+              <w:bottom w:val="single" w:color="AAAAAA" w:sz="1"/>
+              <w:right w:val="single" w:color="AAAAAA" w:sz="1"/>
+            </w:tcBorders>
+            <w:tcMar>
+              <w:top w:type="dxa" w:w="60"/>
+              <w:left w:type="dxa" w:w="100"/>
+              <w:bottom w:type="dxa" w:w="60"/>
+              <w:right w:type="dxa" w:w="100"/>
+            </w:tcMar>
+          </w:tcPr>
+          <w:p>
+            <w:r>
+              <w:rPr>
+                <w:rFonts w:ascii="Arial" w:cs="Arial" w:eastAsia="Arial" w:hAnsi="Arial"/>
+                <w:b w:val="false"/>
+                <w:bCs w:val="false"/>
+                <w:i w:val="false"/>
+                <w:iCs w:val="false"/>
+                <w:sz w:val="20"/>
+                <w:szCs w:val="20"/>
+              </w:rPr>
+              <w:t xml:space="preserve">relationship</w:t>
+            </w:r>
+          </w:p>
+        </w:tc>
+        <w:tc>
+          <w:tcPr>
+            <w:tcW w:type="dxa" w:w="800"/>
+            <w:tcBorders>
+              <w:top w:val="single" w:color="AAAAAA" w:sz="1"/>
+              <w:left w:val="single" w:color="AAAAAA" w:sz="1"/>
+              <w:bottom w:val="single" w:color="AAAAAA" w:sz="1"/>
+              <w:right w:val="single" w:color="AAAAAA" w:sz="1"/>
+            </w:tcBorders>
+            <w:tcMar>
+              <w:top w:type="dxa" w:w="60"/>
+              <w:left w:type="dxa" w:w="100"/>
+              <w:bottom w:type="dxa" w:w="60"/>
+              <w:right w:type="dxa" w:w="100"/>
+            </w:tcMar>
+          </w:tcPr>
+          <w:p>
+            <w:r>
+              <w:rPr>
+                <w:rFonts w:ascii="Arial" w:cs="Arial" w:eastAsia="Arial" w:hAnsi="Arial"/>
+                <w:b w:val="false"/>
+                <w:bCs w:val="false"/>
+                <w:i w:val="false"/>
+                <w:iCs w:val="false"/>
+                <w:sz w:val="20"/>
+                <w:szCs w:val="20"/>
+              </w:rPr>
+              <w:t xml:space="preserve">Yes</w:t>
+            </w:r>
+          </w:p>
+        </w:tc>
+        <w:tc>
+          <w:tcPr>
+            <w:tcW w:type="dxa" w:w="2400"/>
+            <w:tcBorders>
+              <w:top w:val="single" w:color="AAAAAA" w:sz="1"/>
+              <w:left w:val="single" w:color="AAAAAA" w:sz="1"/>
+              <w:bottom w:val="single" w:color="AAAAAA" w:sz="1"/>
+              <w:right w:val="single" w:color="AAAAAA" w:sz="1"/>
+            </w:tcBorders>
+            <w:tcMar>
+              <w:top w:type="dxa" w:w="60"/>
+              <w:left w:type="dxa" w:w="100"/>
+              <w:bottom w:type="dxa" w:w="60"/>
+              <w:right w:type="dxa" w:w="100"/>
+            </w:tcMar>
+          </w:tcPr>
+          <w:p>
+            <w:r>
+              <w:rPr>
+                <w:rFonts w:ascii="Arial" w:cs="Arial" w:eastAsia="Arial" w:hAnsi="Arial"/>
+                <w:b w:val="false"/>
+                <w:bCs w:val="false"/>
+                <w:i w:val="false"/>
+                <w:iCs w:val="false"/>
+                <w:sz w:val="20"/>
+                <w:szCs w:val="20"/>
+              </w:rPr>
+              <w:t xml:space="preserve">—</w:t>
+            </w:r>
+          </w:p>
+        </w:tc>
+        <w:tc>
+          <w:tcPr>
+            <w:tcW w:type="dxa" w:w="1000"/>
+            <w:tcBorders>
+              <w:top w:val="single" w:color="AAAAAA" w:sz="1"/>
+              <w:left w:val="single" w:color="AAAAAA" w:sz="1"/>
+              <w:bottom w:val="single" w:color="AAAAAA" w:sz="1"/>
+              <w:right w:val="single" w:color="AAAAAA" w:sz="1"/>
+            </w:tcBorders>
+            <w:tcMar>
+              <w:top w:type="dxa" w:w="60"/>
+              <w:left w:type="dxa" w:w="100"/>
+              <w:bottom w:type="dxa" w:w="60"/>
+              <w:right w:type="dxa" w:w="100"/>
+            </w:tcMar>
+          </w:tcPr>
+          <w:p>
+            <w:r>
+              <w:rPr>
+                <w:rFonts w:ascii="Arial" w:cs="Arial" w:eastAsia="Arial" w:hAnsi="Arial"/>
+                <w:b w:val="false"/>
+                <w:bCs w:val="false"/>
+                <w:i w:val="false"/>
+                <w:iCs w:val="false"/>
+                <w:sz w:val="20"/>
+                <w:szCs w:val="20"/>
+              </w:rPr>
+              <w:t xml:space="preserve">—</w:t>
+            </w:r>
+          </w:p>
+        </w:tc>
+        <w:tc>
+          <w:tcPr>
+            <w:tcW w:type="dxa" w:w="1860"/>
+            <w:tcBorders>
+              <w:top w:val="single" w:color="AAAAAA" w:sz="1"/>
+              <w:left w:val="single" w:color="AAAAAA" w:sz="1"/>
+              <w:bottom w:val="single" w:color="AAAAAA" w:sz="1"/>
+              <w:right w:val="single" w:color="AAAAAA" w:sz="1"/>
+            </w:tcBorders>
+            <w:tcMar>
+              <w:top w:type="dxa" w:w="60"/>
+              <w:left w:type="dxa" w:w="100"/>
+              <w:bottom w:type="dxa" w:w="60"/>
+              <w:right w:type="dxa" w:w="100"/>
+            </w:tcMar>
+          </w:tcPr>
+          <w:p>
+            <w:r>
+              <w:rPr>
+                <w:rFonts w:ascii="Arial" w:cs="Arial" w:eastAsia="Arial" w:hAnsi="Arial"/>
+                <w:b w:val="false"/>
+                <w:bCs w:val="false"/>
+                <w:i w:val="false"/>
+                <w:iCs w:val="false"/>
+                <w:color w:val="888888"/>
+                <w:sz w:val="16"/>
+                <w:szCs w:val="16"/>
+              </w:rPr>
+              <w:t xml:space="preserve">MN-CLOSE-DAT-019</w:t>
+            </w:r>
+          </w:p>
+        </w:tc>
+      </w:tr>
+      <w:tr>
+        <w:tc>
+          <w:tcPr>
+            <w:tcW w:type="dxa" w:w="9360"/>
+            <w:gridSpan w:val="6"/>
+            <w:tcBorders>
+              <w:top w:val="single" w:color="AAAAAA" w:sz="1"/>
+              <w:left w:val="single" w:color="AAAAAA" w:sz="1"/>
+              <w:bottom w:val="single" w:color="AAAAAA" w:sz="1"/>
+              <w:right w:val="single" w:color="AAAAAA" w:sz="1"/>
+            </w:tcBorders>
+            <w:tcMar>
+              <w:top w:type="dxa" w:w="40"/>
+              <w:left w:type="dxa" w:w="100"/>
+              <w:bottom w:type="dxa" w:w="80"/>
+              <w:right w:type="dxa" w:w="100"/>
+            </w:tcMar>
+          </w:tcPr>
+          <w:p>
+            <w:r>
+              <w:rPr>
+                <w:rFonts w:ascii="Arial" w:cs="Arial" w:eastAsia="Arial" w:hAnsi="Arial"/>
+                <w:b w:val="false"/>
+                <w:bCs w:val="false"/>
+                <w:i w:val="false"/>
+                <w:iCs w:val="false"/>
+                <w:color w:val="888888"/>
+                <w:sz w:val="20"/>
+                <w:szCs w:val="20"/>
+              </w:rPr>
+              <w:t xml:space="preserve">The single client contact who is the primary point of contact for this specific engagement. The Closed Engagement Survey is sent to this contact. The default TO recipient for the thank-you email. Defined in MN-INTAKE.</w:t>
             </w:r>
           </w:p>
         </w:tc>
@@ -4750,7 +4974,7 @@
                 <w:sz w:val="20"/>
                 <w:szCs w:val="20"/>
               </w:rPr>
-              <w:t xml:space="preserve">Identifies the primary point of contact for the client organization. The Closed Engagement Survey is sent to the primary client contact. Defined in MN-INTAKE.</w:t>
+              <w:t xml:space="preserve">Identifies the primary point of contact for the client organization as a whole. This is distinct from the engagement-level Primary Engagement Contact. Defined in MN-INTAKE.</w:t>
             </w:r>
           </w:p>
         </w:tc>
